--- a/HIPAA/CSW-HIPAA-Compliance-Report.docx
+++ b/HIPAA/CSW-HIPAA-Compliance-Report.docx
@@ -207,6 +207,70 @@
       </w:r>
       <w:r>
         <w:br w:type="page"/>
+      </w:r>
+    </w:p>
+    <w:p>
+      <w:pPr>
+        <w:pStyle w:val="Heading2"/>
+      </w:pPr>
+      <w:r>
+        <w:t>How to read the coverage words</w:t>
+      </w:r>
+    </w:p>
+    <w:p>
+      <w:pPr>
+        <w:pStyle w:val="Normal"/>
+      </w:pPr>
+      <w:r>
+        <w:rPr>
+          <w:b/>
+        </w:rPr>
+        <w:t>Full Coverage</w:t>
+      </w:r>
+      <w:r>
+        <w:t xml:space="preserve"> on the older reports means Secure Workload can produce that row's artifact. It does not mean the control is met.</w:t>
+      </w:r>
+    </w:p>
+    <w:p>
+      <w:pPr>
+        <w:pStyle w:val="Normal"/>
+      </w:pPr>
+      <w:r>
+        <w:rPr>
+          <w:b/>
+        </w:rPr>
+        <w:t>Partial Coverage</w:t>
+      </w:r>
+      <w:r>
+        <w:t xml:space="preserve"> means file that export next to another control.</w:t>
+      </w:r>
+    </w:p>
+    <w:p>
+      <w:pPr>
+        <w:pStyle w:val="Normal"/>
+      </w:pPr>
+      <w:r>
+        <w:rPr>
+          <w:b/>
+        </w:rPr>
+        <w:t>Evidence Required</w:t>
+      </w:r>
+      <w:r>
+        <w:t xml:space="preserve"> means Secure Workload has no record. The customer files the contract, the analysis, or the HR or physical-security evidence.</w:t>
+      </w:r>
+    </w:p>
+    <w:p>
+      <w:pPr>
+        <w:pStyle w:val="Normal"/>
+      </w:pPr>
+      <w:r>
+        <w:rPr>
+          <w:b/>
+        </w:rPr>
+        <w:t>Direct, Supporting, and Out of scope</w:t>
+      </w:r>
+      <w:r>
+        <w:t xml:space="preserve"> on the newer reports are the same idea in different words. Direct is still evidence, not a pass.</w:t>
       </w:r>
     </w:p>
     <w:p>

--- a/HIPAA/CSW-HIPAA-Compliance-Report.docx
+++ b/HIPAA/CSW-HIPAA-Compliance-Report.docx
@@ -214,7 +214,7 @@
         <w:pStyle w:val="Heading2"/>
       </w:pPr>
       <w:r>
-        <w:t>How to read the coverage words</w:t>
+        <w:t>How to read the Coverage column</w:t>
       </w:r>
     </w:p>
     <w:p>
@@ -225,10 +225,10 @@
         <w:rPr>
           <w:b/>
         </w:rPr>
-        <w:t>Full Coverage</w:t>
+        <w:t>Direct</w:t>
       </w:r>
       <w:r>
-        <w:t xml:space="preserve"> on the older reports means Secure Workload can produce that row's artifact. It does not mean the control is met.</w:t>
+        <w:t xml:space="preserve"> means Secure Workload produces the primary evidence artifact for that row — segmentation, policy, flow and process telemetry, inventory, vulnerability and reachability, or forensic reconstruction. Direct is still evidence, not an attestation.</w:t>
       </w:r>
     </w:p>
     <w:p>
@@ -239,10 +239,10 @@
         <w:rPr>
           <w:b/>
         </w:rPr>
-        <w:t>Partial Coverage</w:t>
+        <w:t>Supporting</w:t>
       </w:r>
       <w:r>
-        <w:t xml:space="preserve"> means file that export next to another control.</w:t>
+        <w:t xml:space="preserve"> means Secure Workload contributes an input that feeds or complements another control, tool, or process — detection input only, reconciled against an external register, or one log source among several.</w:t>
       </w:r>
     </w:p>
     <w:p>
@@ -256,7 +256,7 @@
         <w:t>Evidence Required</w:t>
       </w:r>
       <w:r>
-        <w:t xml:space="preserve"> means Secure Workload has no record. The customer files the contract, the analysis, or the HR or physical-security evidence.</w:t>
+        <w:t xml:space="preserve"> means Secure Workload has no record for that row. The customer supplies the contract, the analysis, or the HR / physical-security evidence from another control.</w:t>
       </w:r>
     </w:p>
     <w:p>
@@ -264,13 +264,7 @@
         <w:pStyle w:val="Normal"/>
       </w:pPr>
       <w:r>
-        <w:rPr>
-          <w:b/>
-        </w:rPr>
-        <w:t>Direct, Supporting, and Out of scope</w:t>
-      </w:r>
-      <w:r>
-        <w:t xml:space="preserve"> on the newer reports are the same idea in different words. Direct is still evidence, not a pass.</w:t>
+        <w:t>Every report in this set now uses the same three coverage words — Direct, Supporting, and Evidence Required. Coverage describes what evidence Secure Workload produces; it never means the control is passed.</w:t>
       </w:r>
     </w:p>
     <w:p>
@@ -579,7 +573,7 @@
                 <w:sz w:val="18"/>
                 <w:szCs w:val="18"/>
               </w:rPr>
-              <w:t>Full Coverage</w:t>
+              <w:t>Direct</w:t>
             </w:r>
           </w:p>
         </w:tc>
@@ -678,7 +672,7 @@
                 <w:sz w:val="18"/>
                 <w:szCs w:val="18"/>
               </w:rPr>
-              <w:t>Partial Coverage</w:t>
+              <w:t>Supporting</w:t>
             </w:r>
           </w:p>
         </w:tc>
@@ -777,7 +771,7 @@
                 <w:sz w:val="18"/>
                 <w:szCs w:val="18"/>
               </w:rPr>
-              <w:t>Full Coverage</w:t>
+              <w:t>Direct</w:t>
             </w:r>
           </w:p>
         </w:tc>
@@ -2087,7 +2081,7 @@
                 <w:sz w:val="18"/>
                 <w:szCs w:val="18"/>
               </w:rPr>
-              <w:t>Full Coverage</w:t>
+              <w:t>Direct</w:t>
             </w:r>
           </w:p>
         </w:tc>
@@ -2282,7 +2276,7 @@
                 <w:sz w:val="18"/>
                 <w:szCs w:val="18"/>
               </w:rPr>
-              <w:t>Full Coverage</w:t>
+              <w:t>Direct</w:t>
             </w:r>
           </w:p>
         </w:tc>
@@ -2477,7 +2471,7 @@
                 <w:sz w:val="18"/>
                 <w:szCs w:val="18"/>
               </w:rPr>
-              <w:t>Full Coverage</w:t>
+              <w:t>Direct</w:t>
             </w:r>
           </w:p>
         </w:tc>
@@ -2672,7 +2666,7 @@
                 <w:sz w:val="18"/>
                 <w:szCs w:val="18"/>
               </w:rPr>
-              <w:t>Full Coverage</w:t>
+              <w:t>Direct</w:t>
             </w:r>
           </w:p>
         </w:tc>
@@ -2867,7 +2861,7 @@
                 <w:sz w:val="18"/>
                 <w:szCs w:val="18"/>
               </w:rPr>
-              <w:t>Full Coverage</w:t>
+              <w:t>Direct</w:t>
             </w:r>
           </w:p>
         </w:tc>
@@ -3062,7 +3056,7 @@
                 <w:sz w:val="18"/>
                 <w:szCs w:val="18"/>
               </w:rPr>
-              <w:t>Full Coverage</w:t>
+              <w:t>Direct</w:t>
             </w:r>
           </w:p>
         </w:tc>
@@ -3257,7 +3251,7 @@
                 <w:sz w:val="18"/>
                 <w:szCs w:val="18"/>
               </w:rPr>
-              <w:t>Full Coverage</w:t>
+              <w:t>Direct</w:t>
             </w:r>
           </w:p>
         </w:tc>
@@ -3452,7 +3446,7 @@
                 <w:sz w:val="18"/>
                 <w:szCs w:val="18"/>
               </w:rPr>
-              <w:t>Full Coverage</w:t>
+              <w:t>Direct</w:t>
             </w:r>
           </w:p>
         </w:tc>
@@ -3647,7 +3641,7 @@
                 <w:sz w:val="18"/>
                 <w:szCs w:val="18"/>
               </w:rPr>
-              <w:t>Full Coverage</w:t>
+              <w:t>Direct</w:t>
             </w:r>
           </w:p>
         </w:tc>
@@ -3842,7 +3836,7 @@
                 <w:sz w:val="18"/>
                 <w:szCs w:val="18"/>
               </w:rPr>
-              <w:t>Full Coverage</w:t>
+              <w:t>Direct</w:t>
             </w:r>
           </w:p>
         </w:tc>
@@ -4037,7 +4031,7 @@
                 <w:sz w:val="18"/>
                 <w:szCs w:val="18"/>
               </w:rPr>
-              <w:t>Full Coverage</w:t>
+              <w:t>Direct</w:t>
             </w:r>
           </w:p>
         </w:tc>
